--- a/landing/src/content/docs/customize/slash-commands.md.docx
+++ b/landing/src/content/docs/customize/slash-commands.md.docx
@@ -85,6 +85,7 @@
           <w:numId w:val="1"/>
         </w:numPr>
         <w:ind w:left="720" w:hanging="360"/>
+        <w:rPr/>
       </w:pPr>
       <w:r>
         <w:rPr>
@@ -100,6 +101,7 @@
           <w:numId w:val="1"/>
         </w:numPr>
         <w:ind w:left="720" w:hanging="360"/>
+        <w:rPr/>
       </w:pPr>
       <w:r>
         <w:rPr>
@@ -115,6 +117,7 @@
           <w:numId w:val="1"/>
         </w:numPr>
         <w:ind w:left="720" w:hanging="360"/>
+        <w:rPr/>
       </w:pPr>
       <w:r>
         <w:rPr>
@@ -130,6 +133,7 @@
           <w:numId w:val="1"/>
         </w:numPr>
         <w:ind w:left="720" w:hanging="360"/>
+        <w:rPr/>
       </w:pPr>
       <w:r>
         <w:rPr>
@@ -145,6 +149,7 @@
           <w:numId w:val="1"/>
         </w:numPr>
         <w:ind w:left="720" w:hanging="360"/>
+        <w:rPr/>
       </w:pPr>
       <w:r>
         <w:rPr>
@@ -160,6 +165,7 @@
           <w:numId w:val="1"/>
         </w:numPr>
         <w:ind w:left="720" w:hanging="360"/>
+        <w:rPr/>
       </w:pPr>
       <w:r>
         <w:rPr>
@@ -263,7 +269,7 @@
         <w:pStyle w:val="Heading2"/>
         <w:rPr/>
       </w:pPr>
-      <w:bookmarkStart w:colFirst="0" w:colLast="0" w:name="_2amka5k6hskj" w:id="0"/>
+      <w:bookmarkStart w:colFirst="0" w:colLast="0" w:name="_jsxmc9tueayd" w:id="0"/>
       <w:bookmarkEnd w:id="0"/>
       <w:r>
         <w:rPr>
@@ -1238,7 +1244,7 @@
         <w:pStyle w:val="Heading2"/>
         <w:rPr/>
       </w:pPr>
-      <w:bookmarkStart w:colFirst="0" w:colLast="0" w:name="_hm3i23j7vm39" w:id="1"/>
+      <w:bookmarkStart w:colFirst="0" w:colLast="0" w:name="_2n735z87k4uv" w:id="1"/>
       <w:bookmarkEnd w:id="1"/>
       <w:r>
         <w:rPr>
@@ -1290,6 +1296,7 @@
           <w:numId w:val="1"/>
         </w:numPr>
         <w:ind w:left="720" w:hanging="360"/>
+        <w:rPr/>
       </w:pPr>
       <w:r>
         <w:rPr>
@@ -1305,6 +1312,7 @@
           <w:numId w:val="1"/>
         </w:numPr>
         <w:ind w:left="720" w:hanging="360"/>
+        <w:rPr/>
       </w:pPr>
       <w:r>
         <w:rPr>
@@ -1320,6 +1328,7 @@
           <w:numId w:val="1"/>
         </w:numPr>
         <w:ind w:left="720" w:hanging="360"/>
+        <w:rPr/>
       </w:pPr>
       <w:r>
         <w:rPr>
@@ -1335,6 +1344,7 @@
           <w:numId w:val="1"/>
         </w:numPr>
         <w:ind w:left="720" w:hanging="360"/>
+        <w:rPr/>
       </w:pPr>
       <w:r>
         <w:rPr>
@@ -1398,7 +1408,7 @@
         <w:pStyle w:val="Heading2"/>
         <w:rPr/>
       </w:pPr>
-      <w:bookmarkStart w:colFirst="0" w:colLast="0" w:name="_r5qdtthkxaqq" w:id="2"/>
+      <w:bookmarkStart w:colFirst="0" w:colLast="0" w:name="_yb5nly5glgv3" w:id="2"/>
       <w:bookmarkEnd w:id="2"/>
       <w:r>
         <w:rPr>
